--- a/Progres-Fatimah/Jurnal Submit/submit/TJP/Nora/COI_Luthfiya.docx
+++ b/Progres-Fatimah/Jurnal Submit/submit/TJP/Nora/COI_Luthfiya.docx
@@ -77,7 +77,7 @@
             <w:placeholder>
               <w:docPart w:val="E53681363D3A43128571A233BB9BF981"/>
             </w:placeholder>
-            <w:date w:fullDate="2026-10-09T00:00:00Z">
+            <w:date w:fullDate="2026-10-15T00:00:00Z">
               <w:dateFormat w:val="M/d/yyyy"/>
               <w:lid w:val="en-US"/>
               <w:storeMappedDataAs w:val="dateTime"/>
@@ -94,7 +94,7 @@
               </w:tcPr>
               <w:p>
                 <w:r>
-                  <w:t>10/9/2026</w:t>
+                  <w:t>10/15/2026</w:t>
                 </w:r>
               </w:p>
             </w:tc>
@@ -1377,23 +1377,7 @@
                 <w:rFonts w:asciiTheme="majorHAnsi" w:hAnsiTheme="majorHAnsi" w:cstheme="majorHAnsi"/>
                 <w:szCs w:val="22"/>
               </w:rPr>
-              <w:t xml:space="preserve">Payment or honoraria for lectures, presentations, </w:t>
-            </w:r>
-            <w:proofErr w:type="gramStart"/>
-            <w:r>
-              <w:rPr>
-                <w:rFonts w:asciiTheme="majorHAnsi" w:hAnsiTheme="majorHAnsi" w:cstheme="majorHAnsi"/>
-                <w:szCs w:val="22"/>
-              </w:rPr>
-              <w:t>speakers</w:t>
-            </w:r>
-            <w:proofErr w:type="gramEnd"/>
-            <w:r>
-              <w:rPr>
-                <w:rFonts w:asciiTheme="majorHAnsi" w:hAnsiTheme="majorHAnsi" w:cstheme="majorHAnsi"/>
-                <w:szCs w:val="22"/>
-              </w:rPr>
-              <w:t xml:space="preserve"> bureaus, manuscript writing or educational events</w:t>
+              <w:t>Payment or honoraria for lectures, presentations, speakers bureaus, manuscript writing or educational events</w:t>
             </w:r>
           </w:p>
         </w:tc>
@@ -4099,10 +4083,12 @@
     <w:rsid w:val="003C3CF5"/>
     <w:rsid w:val="003D6A0A"/>
     <w:rsid w:val="00452BDF"/>
+    <w:rsid w:val="0052412D"/>
     <w:rsid w:val="005F78D4"/>
     <w:rsid w:val="00617E1A"/>
     <w:rsid w:val="006713E6"/>
     <w:rsid w:val="007537EB"/>
+    <w:rsid w:val="00760900"/>
     <w:rsid w:val="009730AE"/>
     <w:rsid w:val="009C63DD"/>
     <w:rsid w:val="00E06B44"/>
